--- a/warpsimlab-org/docs/WARPSimLab_Release_Notes_v4.3.docx
+++ b/warpsimlab-org/docs/WARPSimLab_Release_Notes_v4.3.docx
@@ -9,6 +9,7 @@
           <w:bCs/>
         </w:rPr>
       </w:pPr>
+      <w:proofErr w:type="spellStart"/>
       <w:r>
         <w:rPr>
           <w:b/>
@@ -16,6 +17,7 @@
         </w:rPr>
         <w:t>WARPSimLab</w:t>
       </w:r>
+      <w:proofErr w:type="spellEnd"/>
     </w:p>
     <w:p>
       <w:pPr>
@@ -80,13 +82,13 @@
         <w:t xml:space="preserve">Release Date: </w:t>
       </w:r>
       <w:r>
-        <w:t>August</w:t>
+        <w:t>September</w:t>
       </w:r>
       <w:r>
         <w:t xml:space="preserve"> </w:t>
       </w:r>
       <w:r>
-        <w:t>22</w:t>
+        <w:t>5</w:t>
       </w:r>
       <w:r>
         <w:t>, 2026</w:t>
@@ -109,19 +111,10 @@
     </w:p>
     <w:p>
       <w:r>
-        <w:t>Version 4.</w:t>
-      </w:r>
-      <w:r>
-        <w:t>3</w:t>
-      </w:r>
-      <w:r>
-        <w:t xml:space="preserve"> introduces three new comparison reports for ensemble analysis, expands macOS and Ubuntu/Linux support, improves large-screen and multi-monitor behavior, and includes significant report, performance, and usability improvements</w:t>
-      </w:r>
-      <w:r>
-        <w:t>.</w:t>
-      </w:r>
-      <w:r>
-        <w:t xml:space="preserve"> </w:t>
+        <w:t>Version 4.3 improves input validation, portfolio data entry, simulation performance, and internal architecture, and adds expanded HSA functionality.</w:t>
+      </w:r>
+      <w:r>
+        <w:t xml:space="preserve">  </w:t>
       </w:r>
       <w:r>
         <w:pict w14:anchorId="4043512A">
@@ -149,7 +142,7 @@
         <w:pStyle w:val="ListParagraph"/>
         <w:numPr>
           <w:ilvl w:val="0"/>
-          <w:numId w:val="1"/>
+          <w:numId w:val="7"/>
         </w:numPr>
         <w:rPr>
           <w:rFonts w:ascii="Times New Roman" w:eastAsia="Times New Roman" w:hAnsi="Times New Roman" w:cs="Times New Roman"/>
@@ -163,7 +156,23 @@
           <w:kern w:val="0"/>
           <w14:ligatures w14:val="none"/>
         </w:rPr>
-        <w:t>Added validation code at the gui/core interface</w:t>
+        <w:t xml:space="preserve">Completed validation of user inputs throughout the </w:t>
+      </w:r>
+      <w:r>
+        <w:rPr>
+          <w:rFonts w:ascii="Times New Roman" w:eastAsia="Times New Roman" w:hAnsi="Times New Roman" w:cs="Times New Roman"/>
+          <w:kern w:val="0"/>
+          <w14:ligatures w14:val="none"/>
+        </w:rPr>
+        <w:t>GUI</w:t>
+      </w:r>
+      <w:r>
+        <w:rPr>
+          <w:rFonts w:ascii="Times New Roman" w:eastAsia="Times New Roman" w:hAnsi="Times New Roman" w:cs="Times New Roman"/>
+          <w:kern w:val="0"/>
+          <w14:ligatures w14:val="none"/>
+        </w:rPr>
+        <w:t>.</w:t>
       </w:r>
     </w:p>
     <w:p>
@@ -171,7 +180,7 @@
         <w:pStyle w:val="ListParagraph"/>
         <w:numPr>
           <w:ilvl w:val="0"/>
-          <w:numId w:val="1"/>
+          <w:numId w:val="7"/>
         </w:numPr>
         <w:rPr>
           <w:rFonts w:ascii="Times New Roman" w:eastAsia="Times New Roman" w:hAnsi="Times New Roman" w:cs="Times New Roman"/>
@@ -185,7 +194,7 @@
           <w:kern w:val="0"/>
           <w14:ligatures w14:val="none"/>
         </w:rPr>
-        <w:t xml:space="preserve">Completed validation code on all user inputs </w:t>
+        <w:t>Added additional validation at the GUI/simulation-core interface.</w:t>
       </w:r>
     </w:p>
     <w:p>
@@ -193,7 +202,7 @@
         <w:pStyle w:val="ListParagraph"/>
         <w:numPr>
           <w:ilvl w:val="0"/>
-          <w:numId w:val="1"/>
+          <w:numId w:val="7"/>
         </w:numPr>
         <w:rPr>
           <w:rFonts w:ascii="Times New Roman" w:eastAsia="Times New Roman" w:hAnsi="Times New Roman" w:cs="Times New Roman"/>
@@ -207,7 +216,15 @@
           <w:kern w:val="0"/>
           <w14:ligatures w14:val="none"/>
         </w:rPr>
-        <w:t>Added full HSA handling, at the income and expense level.</w:t>
+        <w:t>Expanded HSA handling for income and expenses</w:t>
+      </w:r>
+      <w:r>
+        <w:rPr>
+          <w:rFonts w:ascii="Times New Roman" w:eastAsia="Times New Roman" w:hAnsi="Times New Roman" w:cs="Times New Roman"/>
+          <w:kern w:val="0"/>
+          <w14:ligatures w14:val="none"/>
+        </w:rPr>
+        <w:t>.</w:t>
       </w:r>
     </w:p>
     <w:p>
@@ -215,7 +232,7 @@
         <w:pStyle w:val="ListParagraph"/>
         <w:numPr>
           <w:ilvl w:val="0"/>
-          <w:numId w:val="1"/>
+          <w:numId w:val="7"/>
         </w:numPr>
         <w:rPr>
           <w:rFonts w:ascii="Times New Roman" w:eastAsia="Times New Roman" w:hAnsi="Times New Roman" w:cs="Times New Roman"/>
@@ -229,7 +246,7 @@
           <w:kern w:val="0"/>
           <w14:ligatures w14:val="none"/>
         </w:rPr>
-        <w:t>Internal code cleanup (split/refactored gui_init.py)</w:t>
+        <w:t>Added percentage-based portfolio input and updated all portfolio input dialogs.</w:t>
       </w:r>
     </w:p>
     <w:p>
@@ -237,7 +254,7 @@
         <w:pStyle w:val="ListParagraph"/>
         <w:numPr>
           <w:ilvl w:val="0"/>
-          <w:numId w:val="1"/>
+          <w:numId w:val="7"/>
         </w:numPr>
         <w:rPr>
           <w:rFonts w:ascii="Times New Roman" w:eastAsia="Times New Roman" w:hAnsi="Times New Roman" w:cs="Times New Roman"/>
@@ -251,7 +268,7 @@
           <w:kern w:val="0"/>
           <w14:ligatures w14:val="none"/>
         </w:rPr>
-        <w:t>Split the simulation core into two parallel conductors – one for income/expenses, the other for income/withdrawals.</w:t>
+        <w:t>Added support for annual fixed-percentage increases to Special Income.</w:t>
       </w:r>
     </w:p>
     <w:p>
@@ -259,7 +276,7 @@
         <w:pStyle w:val="ListParagraph"/>
         <w:numPr>
           <w:ilvl w:val="0"/>
-          <w:numId w:val="1"/>
+          <w:numId w:val="7"/>
         </w:numPr>
         <w:rPr>
           <w:rFonts w:ascii="Times New Roman" w:eastAsia="Times New Roman" w:hAnsi="Times New Roman" w:cs="Times New Roman"/>
@@ -273,7 +290,7 @@
           <w:kern w:val="0"/>
           <w14:ligatures w14:val="none"/>
         </w:rPr>
-        <w:t>Core testing and cleanup/ fine tuning</w:t>
+        <w:t>Improved performance of comparison reports that use Historical Windows. Selected reports now use sampled historical windows to reduce processing time while retaining full-resolution analysis where appropriate.</w:t>
       </w:r>
     </w:p>
     <w:p>
@@ -281,7 +298,7 @@
         <w:pStyle w:val="ListParagraph"/>
         <w:numPr>
           <w:ilvl w:val="0"/>
-          <w:numId w:val="1"/>
+          <w:numId w:val="7"/>
         </w:numPr>
         <w:rPr>
           <w:rFonts w:ascii="Times New Roman" w:eastAsia="Times New Roman" w:hAnsi="Times New Roman" w:cs="Times New Roman"/>
@@ -289,13 +306,87 @@
           <w14:ligatures w14:val="none"/>
         </w:rPr>
       </w:pPr>
+      <w:r>
+        <w:rPr>
+          <w:rFonts w:ascii="Times New Roman" w:eastAsia="Times New Roman" w:hAnsi="Times New Roman" w:cs="Times New Roman"/>
+          <w:kern w:val="0"/>
+          <w14:ligatures w14:val="none"/>
+        </w:rPr>
+        <w:t>Refactored major portions of the GUI and simulation core to improve maintainability.</w:t>
+      </w:r>
+    </w:p>
+    <w:p>
+      <w:pPr>
+        <w:pStyle w:val="ListParagraph"/>
+        <w:numPr>
+          <w:ilvl w:val="1"/>
+          <w:numId w:val="7"/>
+        </w:numPr>
+        <w:rPr>
+          <w:rFonts w:ascii="Times New Roman" w:eastAsia="Times New Roman" w:hAnsi="Times New Roman" w:cs="Times New Roman"/>
+          <w:kern w:val="0"/>
+          <w14:ligatures w14:val="none"/>
+        </w:rPr>
+      </w:pPr>
+      <w:r>
+        <w:rPr>
+          <w:rFonts w:ascii="Times New Roman" w:eastAsia="Times New Roman" w:hAnsi="Times New Roman" w:cs="Times New Roman"/>
+          <w:kern w:val="0"/>
+          <w14:ligatures w14:val="none"/>
+        </w:rPr>
+        <w:t>Split gui_init.py into smaller functional components.</w:t>
+      </w:r>
+    </w:p>
+    <w:p>
+      <w:pPr>
+        <w:pStyle w:val="ListParagraph"/>
+        <w:numPr>
+          <w:ilvl w:val="1"/>
+          <w:numId w:val="7"/>
+        </w:numPr>
+        <w:rPr>
+          <w:rFonts w:ascii="Times New Roman" w:eastAsia="Times New Roman" w:hAnsi="Times New Roman" w:cs="Times New Roman"/>
+          <w:kern w:val="0"/>
+          <w14:ligatures w14:val="none"/>
+        </w:rPr>
+      </w:pPr>
+      <w:r>
+        <w:rPr>
+          <w:rFonts w:ascii="Times New Roman" w:eastAsia="Times New Roman" w:hAnsi="Times New Roman" w:cs="Times New Roman"/>
+          <w:kern w:val="0"/>
+          <w14:ligatures w14:val="none"/>
+        </w:rPr>
+        <w:t>Split the simulation core into separate income/expense and income/withdrawal processing paths.</w:t>
+      </w:r>
+    </w:p>
+    <w:p>
+      <w:pPr>
+        <w:pStyle w:val="ListParagraph"/>
+        <w:numPr>
+          <w:ilvl w:val="1"/>
+          <w:numId w:val="7"/>
+        </w:numPr>
+        <w:rPr>
+          <w:rFonts w:ascii="Times New Roman" w:eastAsia="Times New Roman" w:hAnsi="Times New Roman" w:cs="Times New Roman"/>
+          <w:kern w:val="0"/>
+          <w14:ligatures w14:val="none"/>
+        </w:rPr>
+      </w:pPr>
+      <w:r>
+        <w:rPr>
+          <w:rFonts w:ascii="Times New Roman" w:eastAsia="Times New Roman" w:hAnsi="Times New Roman" w:cs="Times New Roman"/>
+          <w:kern w:val="0"/>
+          <w14:ligatures w14:val="none"/>
+        </w:rPr>
+        <w:t>Split gui_simulationController.py into smaller functional components.  This prepares for future Scenario Explorer development.</w:t>
+      </w:r>
     </w:p>
     <w:p>
       <w:pPr>
         <w:pStyle w:val="ListParagraph"/>
         <w:numPr>
           <w:ilvl w:val="0"/>
-          <w:numId w:val="1"/>
+          <w:numId w:val="7"/>
         </w:numPr>
         <w:rPr>
           <w:rFonts w:ascii="Times New Roman" w:eastAsia="Times New Roman" w:hAnsi="Times New Roman" w:cs="Times New Roman"/>
@@ -309,16 +400,33 @@
           <w:kern w:val="0"/>
           <w14:ligatures w14:val="none"/>
         </w:rPr>
+        <w:t>Expanded core testing and performed additional simulation cleanup and fine-tuning.</w:t>
+      </w:r>
+    </w:p>
+    <w:p>
+      <w:pPr>
+        <w:pStyle w:val="ListParagraph"/>
+        <w:numPr>
+          <w:ilvl w:val="0"/>
+          <w:numId w:val="7"/>
+        </w:numPr>
+        <w:rPr>
+          <w:rFonts w:ascii="Times New Roman" w:eastAsia="Times New Roman" w:hAnsi="Times New Roman" w:cs="Times New Roman"/>
+          <w:kern w:val="0"/>
+          <w14:ligatures w14:val="none"/>
+        </w:rPr>
+      </w:pPr>
+      <w:r>
+        <w:rPr>
+          <w:rFonts w:ascii="Times New Roman" w:eastAsia="Times New Roman" w:hAnsi="Times New Roman" w:cs="Times New Roman"/>
+          <w:kern w:val="0"/>
+          <w14:ligatures w14:val="none"/>
+        </w:rPr>
         <w:t>Fixed numerous minor bugs.</w:t>
       </w:r>
-    </w:p>
-    <w:p>
-      <w:pPr>
-        <w:pStyle w:val="ListParagraph"/>
-      </w:pPr>
       <w:r>
         <w:pict w14:anchorId="5E89A1FF">
-          <v:rect id="_x0000_i1027" style="width:0;height:1.5pt" o:hralign="center" o:hrstd="t" o:hr="t" fillcolor="#a0a0a0" stroked="f"/>
+          <v:rect id="_x0000_i1040" style="width:0;height:1.5pt" o:hralign="center" o:hrstd="t" o:hr="t" fillcolor="#a0a0a0" stroked="f"/>
         </w:pict>
       </w:r>
     </w:p>
@@ -368,6 +476,7 @@
         </w:numPr>
       </w:pPr>
       <w:r>
+        <w:lastRenderedPageBreak/>
         <w:t>Simulations simplify financial markets and individual financial situations and do not reproduce every real-world condition.</w:t>
       </w:r>
     </w:p>
@@ -379,7 +488,29 @@
         </w:numPr>
       </w:pPr>
       <w:r>
-        <w:t>HSA balances are supported, but HSA contributions and medical-expense withdrawals are not yet modeled.</w:t>
+        <w:t>Output should not be interpreted as predictions or recommendations.</w:t>
+      </w:r>
+    </w:p>
+    <w:p>
+      <w:r>
+        <w:pict w14:anchorId="0603D27B">
+          <v:rect id="_x0000_i1028" style="width:0;height:1.5pt" o:hralign="center" o:hrstd="t" o:hr="t" fillcolor="#a0a0a0" stroked="f"/>
+        </w:pict>
+      </w:r>
+    </w:p>
+    <w:p>
+      <w:pPr>
+        <w:rPr>
+          <w:b/>
+          <w:bCs/>
+        </w:rPr>
+      </w:pPr>
+      <w:r>
+        <w:rPr>
+          <w:b/>
+          <w:bCs/>
+        </w:rPr>
+        <w:t>Future Development</w:t>
       </w:r>
     </w:p>
     <w:p>
@@ -390,30 +521,10 @@
         </w:numPr>
       </w:pPr>
       <w:r>
-        <w:t>Output should not be interpreted as predictions or recommendations.</w:t>
-      </w:r>
-    </w:p>
-    <w:p>
-      <w:r>
-        <w:pict w14:anchorId="0603D27B">
-          <v:rect id="_x0000_i1028" style="width:0;height:1.5pt" o:hralign="center" o:hrstd="t" o:hr="t" fillcolor="#a0a0a0" stroked="f"/>
-        </w:pict>
-      </w:r>
-    </w:p>
-    <w:p>
-      <w:pPr>
-        <w:rPr>
-          <w:b/>
-          <w:bCs/>
-        </w:rPr>
-      </w:pPr>
-      <w:r>
-        <w:rPr>
-          <w:b/>
-          <w:bCs/>
-        </w:rPr>
-        <w:lastRenderedPageBreak/>
-        <w:t>Future Development</w:t>
+        <w:t>Add explicit future health expense options</w:t>
+      </w:r>
+      <w:r>
+        <w:t>.</w:t>
       </w:r>
     </w:p>
     <w:p>
@@ -424,10 +535,13 @@
         </w:numPr>
       </w:pPr>
       <w:r>
-        <w:t>Add explicit future health expense options</w:t>
-      </w:r>
-      <w:r>
-        <w:t>.</w:t>
+        <w:t xml:space="preserve">Add additional </w:t>
+      </w:r>
+      <w:r>
+        <w:t xml:space="preserve">retirement </w:t>
+      </w:r>
+      <w:r>
+        <w:t>withdrawal options.</w:t>
       </w:r>
     </w:p>
     <w:p>
@@ -438,7 +552,10 @@
         </w:numPr>
       </w:pPr>
       <w:r>
-        <w:t>Add HSA savings and withdrawal features</w:t>
+        <w:t>Redesign and r</w:t>
+      </w:r>
+      <w:r>
+        <w:t>eimplement Scenario Explorer</w:t>
       </w:r>
       <w:r>
         <w:t>.</w:t>
@@ -452,13 +569,7 @@
         </w:numPr>
       </w:pPr>
       <w:r>
-        <w:t>Expand</w:t>
-      </w:r>
-      <w:r>
-        <w:t xml:space="preserve"> documentation</w:t>
-      </w:r>
-      <w:r>
-        <w:t>.</w:t>
+        <w:t>Add additional pension growth and adjustment options.</w:t>
       </w:r>
     </w:p>
     <w:p>
@@ -469,13 +580,7 @@
         </w:numPr>
       </w:pPr>
       <w:r>
-        <w:t xml:space="preserve">Add additional </w:t>
-      </w:r>
-      <w:r>
-        <w:t xml:space="preserve">retirement </w:t>
-      </w:r>
-      <w:r>
-        <w:t>withdrawal options.</w:t>
+        <w:t>Add scalable GUI fonts to improve application scaling across different display sizes and resolutions.</w:t>
       </w:r>
     </w:p>
     <w:p>
@@ -486,29 +591,7 @@
         </w:numPr>
       </w:pPr>
       <w:r>
-        <w:t>Add additional pension growth and adjustment options.</w:t>
-      </w:r>
-    </w:p>
-    <w:p>
-      <w:pPr>
-        <w:numPr>
-          <w:ilvl w:val="0"/>
-          <w:numId w:val="2"/>
-        </w:numPr>
-      </w:pPr>
-      <w:r>
-        <w:t>Add scalable GUI fonts to improve application scaling across different display sizes and resolutions.</w:t>
-      </w:r>
-    </w:p>
-    <w:p>
-      <w:pPr>
-        <w:numPr>
-          <w:ilvl w:val="0"/>
-          <w:numId w:val="2"/>
-        </w:numPr>
-      </w:pPr>
-      <w:r>
-        <w:t>Catch up on sleep.</w:t>
+        <w:t>Expand documentation.</w:t>
       </w:r>
     </w:p>
     <w:p>
@@ -678,6 +761,119 @@
     </w:lvl>
   </w:abstractNum>
   <w:abstractNum w:abstractNumId="1" w15:restartNumberingAfterBreak="0">
+    <w:nsid w:val="271621BC"/>
+    <w:multiLevelType w:val="hybridMultilevel"/>
+    <w:tmpl w:val="C4EAF2C6"/>
+    <w:lvl w:ilvl="0" w:tplc="04090001">
+      <w:start w:val="1"/>
+      <w:numFmt w:val="bullet"/>
+      <w:lvlText w:val=""/>
+      <w:lvlJc w:val="left"/>
+      <w:pPr>
+        <w:ind w:left="720" w:hanging="360"/>
+      </w:pPr>
+      <w:rPr>
+        <w:rFonts w:ascii="Symbol" w:hAnsi="Symbol" w:hint="default"/>
+      </w:rPr>
+    </w:lvl>
+    <w:lvl w:ilvl="1" w:tplc="04090003">
+      <w:start w:val="1"/>
+      <w:numFmt w:val="bullet"/>
+      <w:lvlText w:val="o"/>
+      <w:lvlJc w:val="left"/>
+      <w:pPr>
+        <w:ind w:left="1440" w:hanging="360"/>
+      </w:pPr>
+      <w:rPr>
+        <w:rFonts w:ascii="Courier New" w:hAnsi="Courier New" w:cs="Courier New" w:hint="default"/>
+      </w:rPr>
+    </w:lvl>
+    <w:lvl w:ilvl="2" w:tplc="04090005" w:tentative="1">
+      <w:start w:val="1"/>
+      <w:numFmt w:val="bullet"/>
+      <w:lvlText w:val=""/>
+      <w:lvlJc w:val="left"/>
+      <w:pPr>
+        <w:ind w:left="2160" w:hanging="360"/>
+      </w:pPr>
+      <w:rPr>
+        <w:rFonts w:ascii="Wingdings" w:hAnsi="Wingdings" w:hint="default"/>
+      </w:rPr>
+    </w:lvl>
+    <w:lvl w:ilvl="3" w:tplc="04090001" w:tentative="1">
+      <w:start w:val="1"/>
+      <w:numFmt w:val="bullet"/>
+      <w:lvlText w:val=""/>
+      <w:lvlJc w:val="left"/>
+      <w:pPr>
+        <w:ind w:left="2880" w:hanging="360"/>
+      </w:pPr>
+      <w:rPr>
+        <w:rFonts w:ascii="Symbol" w:hAnsi="Symbol" w:hint="default"/>
+      </w:rPr>
+    </w:lvl>
+    <w:lvl w:ilvl="4" w:tplc="04090003" w:tentative="1">
+      <w:start w:val="1"/>
+      <w:numFmt w:val="bullet"/>
+      <w:lvlText w:val="o"/>
+      <w:lvlJc w:val="left"/>
+      <w:pPr>
+        <w:ind w:left="3600" w:hanging="360"/>
+      </w:pPr>
+      <w:rPr>
+        <w:rFonts w:ascii="Courier New" w:hAnsi="Courier New" w:cs="Courier New" w:hint="default"/>
+      </w:rPr>
+    </w:lvl>
+    <w:lvl w:ilvl="5" w:tplc="04090005" w:tentative="1">
+      <w:start w:val="1"/>
+      <w:numFmt w:val="bullet"/>
+      <w:lvlText w:val=""/>
+      <w:lvlJc w:val="left"/>
+      <w:pPr>
+        <w:ind w:left="4320" w:hanging="360"/>
+      </w:pPr>
+      <w:rPr>
+        <w:rFonts w:ascii="Wingdings" w:hAnsi="Wingdings" w:hint="default"/>
+      </w:rPr>
+    </w:lvl>
+    <w:lvl w:ilvl="6" w:tplc="04090001" w:tentative="1">
+      <w:start w:val="1"/>
+      <w:numFmt w:val="bullet"/>
+      <w:lvlText w:val=""/>
+      <w:lvlJc w:val="left"/>
+      <w:pPr>
+        <w:ind w:left="5040" w:hanging="360"/>
+      </w:pPr>
+      <w:rPr>
+        <w:rFonts w:ascii="Symbol" w:hAnsi="Symbol" w:hint="default"/>
+      </w:rPr>
+    </w:lvl>
+    <w:lvl w:ilvl="7" w:tplc="04090003" w:tentative="1">
+      <w:start w:val="1"/>
+      <w:numFmt w:val="bullet"/>
+      <w:lvlText w:val="o"/>
+      <w:lvlJc w:val="left"/>
+      <w:pPr>
+        <w:ind w:left="5760" w:hanging="360"/>
+      </w:pPr>
+      <w:rPr>
+        <w:rFonts w:ascii="Courier New" w:hAnsi="Courier New" w:cs="Courier New" w:hint="default"/>
+      </w:rPr>
+    </w:lvl>
+    <w:lvl w:ilvl="8" w:tplc="04090005" w:tentative="1">
+      <w:start w:val="1"/>
+      <w:numFmt w:val="bullet"/>
+      <w:lvlText w:val=""/>
+      <w:lvlJc w:val="left"/>
+      <w:pPr>
+        <w:ind w:left="6480" w:hanging="360"/>
+      </w:pPr>
+      <w:rPr>
+        <w:rFonts w:ascii="Wingdings" w:hAnsi="Wingdings" w:hint="default"/>
+      </w:rPr>
+    </w:lvl>
+  </w:abstractNum>
+  <w:abstractNum w:abstractNumId="2" w15:restartNumberingAfterBreak="0">
     <w:nsid w:val="3A242F84"/>
     <w:multiLevelType w:val="multilevel"/>
     <w:tmpl w:val="4D7E548C"/>
@@ -826,7 +1022,7 @@
       </w:rPr>
     </w:lvl>
   </w:abstractNum>
-  <w:abstractNum w:abstractNumId="2" w15:restartNumberingAfterBreak="0">
+  <w:abstractNum w:abstractNumId="3" w15:restartNumberingAfterBreak="0">
     <w:nsid w:val="49517C5F"/>
     <w:multiLevelType w:val="multilevel"/>
     <w:tmpl w:val="5606B29C"/>
@@ -975,7 +1171,7 @@
       </w:rPr>
     </w:lvl>
   </w:abstractNum>
-  <w:abstractNum w:abstractNumId="3" w15:restartNumberingAfterBreak="0">
+  <w:abstractNum w:abstractNumId="4" w15:restartNumberingAfterBreak="0">
     <w:nsid w:val="4FAF3356"/>
     <w:multiLevelType w:val="multilevel"/>
     <w:tmpl w:val="57F013DE"/>
@@ -1124,7 +1320,7 @@
       </w:rPr>
     </w:lvl>
   </w:abstractNum>
-  <w:abstractNum w:abstractNumId="4" w15:restartNumberingAfterBreak="0">
+  <w:abstractNum w:abstractNumId="5" w15:restartNumberingAfterBreak="0">
     <w:nsid w:val="53250766"/>
     <w:multiLevelType w:val="multilevel"/>
     <w:tmpl w:val="251028DE"/>
@@ -1266,6 +1462,155 @@
           <w:tab w:val="num" w:pos="6480"/>
         </w:tabs>
         <w:ind w:left="6480" w:hanging="360"/>
+      </w:pPr>
+      <w:rPr>
+        <w:rFonts w:ascii="Wingdings" w:hAnsi="Wingdings" w:hint="default"/>
+        <w:sz w:val="20"/>
+      </w:rPr>
+    </w:lvl>
+  </w:abstractNum>
+  <w:abstractNum w:abstractNumId="6" w15:restartNumberingAfterBreak="0">
+    <w:nsid w:val="6ACD7DE6"/>
+    <w:multiLevelType w:val="multilevel"/>
+    <w:tmpl w:val="75F6E124"/>
+    <w:lvl w:ilvl="0">
+      <w:start w:val="1"/>
+      <w:numFmt w:val="bullet"/>
+      <w:lvlText w:val=""/>
+      <w:lvlJc w:val="left"/>
+      <w:pPr>
+        <w:tabs>
+          <w:tab w:val="num" w:pos="1080"/>
+        </w:tabs>
+        <w:ind w:left="1080" w:hanging="360"/>
+      </w:pPr>
+      <w:rPr>
+        <w:rFonts w:ascii="Symbol" w:hAnsi="Symbol" w:hint="default"/>
+        <w:sz w:val="20"/>
+      </w:rPr>
+    </w:lvl>
+    <w:lvl w:ilvl="1" w:tentative="1">
+      <w:start w:val="1"/>
+      <w:numFmt w:val="bullet"/>
+      <w:lvlText w:val="o"/>
+      <w:lvlJc w:val="left"/>
+      <w:pPr>
+        <w:tabs>
+          <w:tab w:val="num" w:pos="1800"/>
+        </w:tabs>
+        <w:ind w:left="1800" w:hanging="360"/>
+      </w:pPr>
+      <w:rPr>
+        <w:rFonts w:ascii="Courier New" w:hAnsi="Courier New" w:hint="default"/>
+        <w:sz w:val="20"/>
+      </w:rPr>
+    </w:lvl>
+    <w:lvl w:ilvl="2" w:tentative="1">
+      <w:start w:val="1"/>
+      <w:numFmt w:val="bullet"/>
+      <w:lvlText w:val=""/>
+      <w:lvlJc w:val="left"/>
+      <w:pPr>
+        <w:tabs>
+          <w:tab w:val="num" w:pos="2520"/>
+        </w:tabs>
+        <w:ind w:left="2520" w:hanging="360"/>
+      </w:pPr>
+      <w:rPr>
+        <w:rFonts w:ascii="Wingdings" w:hAnsi="Wingdings" w:hint="default"/>
+        <w:sz w:val="20"/>
+      </w:rPr>
+    </w:lvl>
+    <w:lvl w:ilvl="3" w:tentative="1">
+      <w:start w:val="1"/>
+      <w:numFmt w:val="bullet"/>
+      <w:lvlText w:val=""/>
+      <w:lvlJc w:val="left"/>
+      <w:pPr>
+        <w:tabs>
+          <w:tab w:val="num" w:pos="3240"/>
+        </w:tabs>
+        <w:ind w:left="3240" w:hanging="360"/>
+      </w:pPr>
+      <w:rPr>
+        <w:rFonts w:ascii="Wingdings" w:hAnsi="Wingdings" w:hint="default"/>
+        <w:sz w:val="20"/>
+      </w:rPr>
+    </w:lvl>
+    <w:lvl w:ilvl="4" w:tentative="1">
+      <w:start w:val="1"/>
+      <w:numFmt w:val="bullet"/>
+      <w:lvlText w:val=""/>
+      <w:lvlJc w:val="left"/>
+      <w:pPr>
+        <w:tabs>
+          <w:tab w:val="num" w:pos="3960"/>
+        </w:tabs>
+        <w:ind w:left="3960" w:hanging="360"/>
+      </w:pPr>
+      <w:rPr>
+        <w:rFonts w:ascii="Wingdings" w:hAnsi="Wingdings" w:hint="default"/>
+        <w:sz w:val="20"/>
+      </w:rPr>
+    </w:lvl>
+    <w:lvl w:ilvl="5" w:tentative="1">
+      <w:start w:val="1"/>
+      <w:numFmt w:val="bullet"/>
+      <w:lvlText w:val=""/>
+      <w:lvlJc w:val="left"/>
+      <w:pPr>
+        <w:tabs>
+          <w:tab w:val="num" w:pos="4680"/>
+        </w:tabs>
+        <w:ind w:left="4680" w:hanging="360"/>
+      </w:pPr>
+      <w:rPr>
+        <w:rFonts w:ascii="Wingdings" w:hAnsi="Wingdings" w:hint="default"/>
+        <w:sz w:val="20"/>
+      </w:rPr>
+    </w:lvl>
+    <w:lvl w:ilvl="6" w:tentative="1">
+      <w:start w:val="1"/>
+      <w:numFmt w:val="bullet"/>
+      <w:lvlText w:val=""/>
+      <w:lvlJc w:val="left"/>
+      <w:pPr>
+        <w:tabs>
+          <w:tab w:val="num" w:pos="5400"/>
+        </w:tabs>
+        <w:ind w:left="5400" w:hanging="360"/>
+      </w:pPr>
+      <w:rPr>
+        <w:rFonts w:ascii="Wingdings" w:hAnsi="Wingdings" w:hint="default"/>
+        <w:sz w:val="20"/>
+      </w:rPr>
+    </w:lvl>
+    <w:lvl w:ilvl="7" w:tentative="1">
+      <w:start w:val="1"/>
+      <w:numFmt w:val="bullet"/>
+      <w:lvlText w:val=""/>
+      <w:lvlJc w:val="left"/>
+      <w:pPr>
+        <w:tabs>
+          <w:tab w:val="num" w:pos="6120"/>
+        </w:tabs>
+        <w:ind w:left="6120" w:hanging="360"/>
+      </w:pPr>
+      <w:rPr>
+        <w:rFonts w:ascii="Wingdings" w:hAnsi="Wingdings" w:hint="default"/>
+        <w:sz w:val="20"/>
+      </w:rPr>
+    </w:lvl>
+    <w:lvl w:ilvl="8" w:tentative="1">
+      <w:start w:val="1"/>
+      <w:numFmt w:val="bullet"/>
+      <w:lvlText w:val=""/>
+      <w:lvlJc w:val="left"/>
+      <w:pPr>
+        <w:tabs>
+          <w:tab w:val="num" w:pos="6840"/>
+        </w:tabs>
+        <w:ind w:left="6840" w:hanging="360"/>
       </w:pPr>
       <w:rPr>
         <w:rFonts w:ascii="Wingdings" w:hAnsi="Wingdings" w:hint="default"/>
@@ -1277,16 +1622,22 @@
     <w:abstractNumId w:val="0"/>
   </w:num>
   <w:num w:numId="2" w16cid:durableId="1473718339">
+    <w:abstractNumId w:val="3"/>
+  </w:num>
+  <w:num w:numId="3" w16cid:durableId="1114715578">
+    <w:abstractNumId w:val="4"/>
+  </w:num>
+  <w:num w:numId="4" w16cid:durableId="1756705730">
     <w:abstractNumId w:val="2"/>
   </w:num>
-  <w:num w:numId="3" w16cid:durableId="1114715578">
-    <w:abstractNumId w:val="3"/>
+  <w:num w:numId="5" w16cid:durableId="703596442">
+    <w:abstractNumId w:val="5"/>
   </w:num>
-  <w:num w:numId="4" w16cid:durableId="1756705730">
+  <w:num w:numId="6" w16cid:durableId="1602252383">
+    <w:abstractNumId w:val="6"/>
+  </w:num>
+  <w:num w:numId="7" w16cid:durableId="681056851">
     <w:abstractNumId w:val="1"/>
-  </w:num>
-  <w:num w:numId="5" w16cid:durableId="703596442">
-    <w:abstractNumId w:val="4"/>
   </w:num>
 </w:numbering>
 </file>
@@ -1894,7 +2245,6 @@
   <w:style w:type="character" w:default="1" w:styleId="DefaultParagraphFont">
     <w:name w:val="Default Paragraph Font"/>
     <w:uiPriority w:val="1"/>
-    <w:semiHidden/>
     <w:unhideWhenUsed/>
   </w:style>
   <w:style w:type="table" w:default="1" w:styleId="TableNormal">
